--- a/lessons/8-7-group2/homework.docx
+++ b/lessons/8-7-group2/homework.docx
@@ -115,7 +115,7 @@
           <wp:inline distT="0" distB="0" distL="0" distR="0">
             <wp:extent cx="1047750" cy="790575"/>
             <wp:effectExtent t="0" r="0" b="0" l="0"/>
-            <wp:docPr id="1" name="" descr="" title=""/>
+            <wp:docPr id="1" name="Model" descr="Picture illustrating the vocabulary word &quot;Model&quot;" title="Model"/>
             <wp:cNvGraphicFramePr>
               <a:graphicFrameLocks xmlns:a="http://schemas.openxmlformats.org/drawingml/2006/main" noChangeAspect="1"/>
             </wp:cNvGraphicFramePr>
@@ -161,10 +161,10 @@
           <w:b/>
           <w:bCs/>
         </w:rPr>
-        <w:t xml:space="preserve">Equations and Inequalities Problem Solving (Resolución de problemas con ecuaciones y desigualdades)</w:t>
-      </w:r>
-      <w:r>
-        <w:t xml:space="preserve"> — Use an equation for one exact value or an inequality for a range of values in a real situation.</w:t>
+        <w:t xml:space="preserve">Model (Modelar)</w:t>
+      </w:r>
+      <w:r>
+        <w:t xml:space="preserve"> — To show a real-life situation with an equation or inequality.</w:t>
       </w:r>
     </w:p>
     <w:p>
@@ -178,7 +178,7 @@
           <wp:inline distT="0" distB="0" distL="0" distR="0">
             <wp:extent cx="1047750" cy="790575"/>
             <wp:effectExtent t="0" r="0" b="0" l="0"/>
-            <wp:docPr id="1" name="" descr="" title=""/>
+            <wp:docPr id="1" name="Equation" descr="Picture illustrating the vocabulary word &quot;Equation&quot;" title="Equation"/>
             <wp:cNvGraphicFramePr>
               <a:graphicFrameLocks xmlns:a="http://schemas.openxmlformats.org/drawingml/2006/main" noChangeAspect="1"/>
             </wp:cNvGraphicFramePr>
@@ -224,10 +224,10 @@
           <w:b/>
           <w:bCs/>
         </w:rPr>
-        <w:t xml:space="preserve">Model (Modelar)</w:t>
-      </w:r>
-      <w:r>
-        <w:t xml:space="preserve"> — To show a real-life situation with an equation or inequality.</w:t>
+        <w:t xml:space="preserve">Equation (Ecuación)</w:t>
+      </w:r>
+      <w:r>
+        <w:t xml:space="preserve"> — A math sentence with an equal sign showing both sides are the same.</w:t>
       </w:r>
     </w:p>
     <w:p>
@@ -241,7 +241,7 @@
           <wp:inline distT="0" distB="0" distL="0" distR="0">
             <wp:extent cx="1047750" cy="790575"/>
             <wp:effectExtent t="0" r="0" b="0" l="0"/>
-            <wp:docPr id="1" name="" descr="" title=""/>
+            <wp:docPr id="1" name="Inequality" descr="Picture illustrating the vocabulary word &quot;Inequality&quot;" title="Inequality"/>
             <wp:cNvGraphicFramePr>
               <a:graphicFrameLocks xmlns:a="http://schemas.openxmlformats.org/drawingml/2006/main" noChangeAspect="1"/>
             </wp:cNvGraphicFramePr>
@@ -287,10 +287,10 @@
           <w:b/>
           <w:bCs/>
         </w:rPr>
-        <w:t xml:space="preserve">Equation (Ecuación)</w:t>
-      </w:r>
-      <w:r>
-        <w:t xml:space="preserve"> — A math sentence with an equal sign showing both sides are the same.</w:t>
+        <w:t xml:space="preserve">Inequality (Desigualdad)</w:t>
+      </w:r>
+      <w:r>
+        <w:t xml:space="preserve"> — A math sentence that compares two sides with &lt;, &gt;, ≤, or ≥.</w:t>
       </w:r>
     </w:p>
     <w:p>
@@ -304,7 +304,7 @@
           <wp:inline distT="0" distB="0" distL="0" distR="0">
             <wp:extent cx="1047750" cy="790575"/>
             <wp:effectExtent t="0" r="0" b="0" l="0"/>
-            <wp:docPr id="1" name="" descr="" title=""/>
+            <wp:docPr id="1" name="Reasonableness" descr="Picture illustrating the vocabulary word &quot;Reasonableness&quot;" title="Reasonableness"/>
             <wp:cNvGraphicFramePr>
               <a:graphicFrameLocks xmlns:a="http://schemas.openxmlformats.org/drawingml/2006/main" noChangeAspect="1"/>
             </wp:cNvGraphicFramePr>
@@ -350,10 +350,10 @@
           <w:b/>
           <w:bCs/>
         </w:rPr>
-        <w:t xml:space="preserve">Inequality (Desigualdad)</w:t>
-      </w:r>
-      <w:r>
-        <w:t xml:space="preserve"> — A math sentence that compares two sides with &lt;, &gt;, ≤, or ≥.</w:t>
+        <w:t xml:space="preserve">Reasonableness (Razonabilidad)</w:t>
+      </w:r>
+      <w:r>
+        <w:t xml:space="preserve"> — Checking if your answer makes sense.</w:t>
       </w:r>
     </w:p>
     <w:p>
@@ -367,7 +367,7 @@
           <wp:inline distT="0" distB="0" distL="0" distR="0">
             <wp:extent cx="1047750" cy="790575"/>
             <wp:effectExtent t="0" r="0" b="0" l="0"/>
-            <wp:docPr id="1" name="" descr="" title=""/>
+            <wp:docPr id="1" name="Variable" descr="Picture illustrating the vocabulary word &quot;Variable&quot;" title="Variable"/>
             <wp:cNvGraphicFramePr>
               <a:graphicFrameLocks xmlns:a="http://schemas.openxmlformats.org/drawingml/2006/main" noChangeAspect="1"/>
             </wp:cNvGraphicFramePr>
@@ -413,10 +413,10 @@
           <w:b/>
           <w:bCs/>
         </w:rPr>
-        <w:t xml:space="preserve">Reasonableness (Razonabilidad)</w:t>
-      </w:r>
-      <w:r>
-        <w:t xml:space="preserve"> — Checking if your answer makes sense.</w:t>
+        <w:t xml:space="preserve">Variable (Variable)</w:t>
+      </w:r>
+      <w:r>
+        <w:t xml:space="preserve"> — A letter that stands for a number that is unknown or can change.</w:t>
       </w:r>
     </w:p>
     <w:p>
@@ -430,7 +430,7 @@
           <wp:inline distT="0" distB="0" distL="0" distR="0">
             <wp:extent cx="1047750" cy="790575"/>
             <wp:effectExtent t="0" r="0" b="0" l="0"/>
-            <wp:docPr id="1" name="" descr="" title=""/>
+            <wp:docPr id="1" name="Constraint" descr="Picture illustrating the vocabulary word &quot;Constraint&quot;" title="Constraint"/>
             <wp:cNvGraphicFramePr>
               <a:graphicFrameLocks xmlns:a="http://schemas.openxmlformats.org/drawingml/2006/main" noChangeAspect="1"/>
             </wp:cNvGraphicFramePr>
@@ -444,7 +444,7 @@
                     </pic:cNvPicPr>
                   </pic:nvPicPr>
                   <pic:blipFill>
-                    <a:blip r:embed="rId12" cstate="none"/>
+                    <a:blip r:embed="rId9" cstate="none"/>
                     <a:srcRect/>
                     <a:stretch>
                       <a:fillRect/>
@@ -476,69 +476,6 @@
           <w:b/>
           <w:bCs/>
         </w:rPr>
-        <w:t xml:space="preserve">Variable (Variable)</w:t>
-      </w:r>
-      <w:r>
-        <w:t xml:space="preserve"> — A letter that stands for a number that is unknown or can change.</w:t>
-      </w:r>
-    </w:p>
-    <w:p>
-      <w:pPr>
-        <w:keepNext/>
-        <w:spacing w:after="20" w:before="80"/>
-        <w:jc w:val="center"/>
-      </w:pPr>
-      <w:r>
-        <w:drawing>
-          <wp:inline distT="0" distB="0" distL="0" distR="0">
-            <wp:extent cx="1047750" cy="790575"/>
-            <wp:effectExtent t="0" r="0" b="0" l="0"/>
-            <wp:docPr id="1" name="" descr="" title=""/>
-            <wp:cNvGraphicFramePr>
-              <a:graphicFrameLocks xmlns:a="http://schemas.openxmlformats.org/drawingml/2006/main" noChangeAspect="1"/>
-            </wp:cNvGraphicFramePr>
-            <a:graphic xmlns:a="http://schemas.openxmlformats.org/drawingml/2006/main">
-              <a:graphicData uri="http://schemas.openxmlformats.org/drawingml/2006/picture">
-                <pic:pic xmlns:pic="http://schemas.openxmlformats.org/drawingml/2006/picture">
-                  <pic:nvPicPr>
-                    <pic:cNvPr id="0" name="" descr=""/>
-                    <pic:cNvPicPr>
-                      <a:picLocks noChangeAspect="1" noChangeArrowheads="1"/>
-                    </pic:cNvPicPr>
-                  </pic:nvPicPr>
-                  <pic:blipFill>
-                    <a:blip r:embed="rId10" cstate="none"/>
-                    <a:srcRect/>
-                    <a:stretch>
-                      <a:fillRect/>
-                    </a:stretch>
-                  </pic:blipFill>
-                  <pic:spPr bwMode="auto">
-                    <a:xfrm>
-                      <a:off x="0" y="0"/>
-                      <a:ext cx="1047750" cy="790575"/>
-                    </a:xfrm>
-                    <a:prstGeom prst="rect">
-                      <a:avLst/>
-                    </a:prstGeom>
-                  </pic:spPr>
-                </pic:pic>
-              </a:graphicData>
-            </a:graphic>
-          </wp:inline>
-        </w:drawing>
-      </w:r>
-    </w:p>
-    <w:p>
-      <w:pPr>
-        <w:keepNext/>
-        <w:spacing w:after="120"/>
-      </w:pPr>
-      <w:r>
-        <w:rPr>
-          <w:b/>
-          <w:bCs/>
-        </w:rPr>
         <w:t xml:space="preserve">Constraint (Restricción)</w:t>
       </w:r>
       <w:r>
@@ -587,23 +524,23 @@
         <w:spacing w:after="40" w:before="0"/>
       </w:pPr>
       <w:r>
-        <w:t xml:space="preserve">     A. Yes — 13 notebooks per box is reasonable</w:t>
-      </w:r>
-    </w:p>
-    <w:p>
-      <w:pPr>
-        <w:spacing w:after="40" w:before="0"/>
-      </w:pPr>
-      <w:r>
-        <w:t xml:space="preserve">     B. No — 13 is too many notebooks</w:t>
-      </w:r>
-    </w:p>
-    <w:p>
-      <w:pPr>
-        <w:spacing w:after="40" w:before="0"/>
-      </w:pPr>
-      <w:r>
-        <w:t xml:space="preserve">     C. No — the answer should be 48</w:t>
+        <w:t xml:space="preserve">     A. No — 13 is too many notebooks</w:t>
+      </w:r>
+    </w:p>
+    <w:p>
+      <w:pPr>
+        <w:spacing w:after="40" w:before="0"/>
+      </w:pPr>
+      <w:r>
+        <w:t xml:space="preserve">     B. No — the answer should be 48</w:t>
+      </w:r>
+    </w:p>
+    <w:p>
+      <w:pPr>
+        <w:spacing w:after="40" w:before="0"/>
+      </w:pPr>
+      <w:r>
+        <w:t xml:space="preserve">     C. Yes — 13 notebooks per box is reasonable</w:t>
       </w:r>
     </w:p>
     <w:p>
@@ -898,7 +835,7 @@
           <w:b/>
           <w:bCs/>
         </w:rPr>
-        <w:t xml:space="preserve">1. A. Yes — 13 notebooks per box is reasonable</w:t>
+        <w:t xml:space="preserve">1. C. Yes — 13 notebooks per box is reasonable</w:t>
       </w:r>
     </w:p>
     <w:p>
@@ -1199,7 +1136,14 @@
 <file path=word/styles.xml><?xml version="1.0" encoding="utf-8"?>
 <w:styles xmlns:mc="http://schemas.openxmlformats.org/markup-compatibility/2006" xmlns:r="http://schemas.openxmlformats.org/officeDocument/2006/relationships" xmlns:w="http://schemas.openxmlformats.org/wordprocessingml/2006/main" xmlns:w14="http://schemas.microsoft.com/office/word/2010/wordml" xmlns:w15="http://schemas.microsoft.com/office/word/2012/wordml" mc:Ignorable="w14 w15">
   <w:docDefaults>
-    <w:rPrDefault/>
+    <w:rPrDefault>
+      <w:rPr>
+        <w:rFonts w:ascii="Arial" w:cs="Arial" w:eastAsia="Arial" w:hAnsi="Arial"/>
+        <w:sz w:val="22"/>
+        <w:szCs w:val="22"/>
+        <w:lang w:val="en-US"/>
+      </w:rPr>
+    </w:rPrDefault>
     <w:pPrDefault/>
   </w:docDefaults>
   <w:style w:type="paragraph" w:styleId="Title">
@@ -1217,10 +1161,16 @@
     <w:basedOn w:val="Normal"/>
     <w:next w:val="Normal"/>
     <w:qFormat/>
-    <w:rPr>
-      <w:color w:val="2E74B5"/>
-      <w:sz w:val="32"/>
-      <w:szCs w:val="32"/>
+    <w:pPr>
+      <w:keepNext/>
+    </w:pPr>
+    <w:rPr>
+      <w:rFonts w:ascii="Arial" w:cs="Arial" w:eastAsia="Arial" w:hAnsi="Arial"/>
+      <w:b/>
+      <w:bCs/>
+      <w:color w:val="183E56"/>
+      <w:sz w:val="34"/>
+      <w:szCs w:val="34"/>
     </w:rPr>
   </w:style>
   <w:style w:type="paragraph" w:styleId="Heading2">
@@ -1228,8 +1178,14 @@
     <w:basedOn w:val="Normal"/>
     <w:next w:val="Normal"/>
     <w:qFormat/>
-    <w:rPr>
-      <w:color w:val="2E74B5"/>
+    <w:pPr>
+      <w:keepNext/>
+    </w:pPr>
+    <w:rPr>
+      <w:rFonts w:ascii="Arial" w:cs="Arial" w:eastAsia="Arial" w:hAnsi="Arial"/>
+      <w:b/>
+      <w:bCs/>
+      <w:color w:val="176B70"/>
       <w:sz w:val="26"/>
       <w:szCs w:val="26"/>
     </w:rPr>

--- a/lessons/8-7-group2/homework.docx
+++ b/lessons/8-7-group2/homework.docx
@@ -808,148 +808,6 @@
         <w:t xml:space="preserve">______________________________________________________________________</w:t>
       </w:r>
     </w:p>
-    <w:p>
-      <w:r>
-        <w:br w:type="page"/>
-      </w:r>
-    </w:p>
-    <w:p>
-      <w:pPr>
-        <w:pStyle w:val="Heading1"/>
-        <w:spacing w:after="120"/>
-      </w:pPr>
-      <w:r>
-        <w:rPr>
-          <w:b/>
-          <w:bCs/>
-        </w:rPr>
-        <w:t xml:space="preserve">Answer Key (Teacher)</w:t>
-      </w:r>
-    </w:p>
-    <w:p>
-      <w:pPr>
-        <w:spacing w:after="40" w:before="0"/>
-      </w:pPr>
-      <w:r>
-        <w:rPr>
-          <w:b/>
-          <w:bCs/>
-        </w:rPr>
-        <w:t xml:space="preserve">1. C. Yes — 13 notebooks per box is reasonable</w:t>
-      </w:r>
-    </w:p>
-    <w:p>
-      <w:pPr>
-        <w:spacing w:after="20" w:before="0"/>
-      </w:pPr>
-      <w:r>
-        <w:t xml:space="preserve">     4 × 13 = 52 ✓. 13 notebooks per box is a reasonable whole number answer.</w:t>
-      </w:r>
-    </w:p>
-    <w:p>
-      <w:pPr>
-        <w:spacing w:after="80" w:before="0"/>
-      </w:pPr>
-      <w:r>
-        <w:rPr>
-          <w:i/>
-          <w:iCs/>
-        </w:rPr>
-        <w:t xml:space="preserve">     Watch for: A common mistake in Equations and Inequalities Problem Solving is matching the wrong model to a key phrase. For 'the getaway car held no more than 6 bags,' students often write the equation b = 6 instead of the inequality b ≤ 6, because they see one number and assume it must be exact. The same mistake happens in reverse: for 'the reward split equally among 5 people gave each $40,' students sometimes write the inequality 5p ≥ 40 instead of the equation 5p = 40, because 'split equally' sounds like it could mean a range. Before you submit, ask: does this phrase give one exact value (equation, =) or a limit/range (inequality, &lt;, &gt;, ≤, ≥)?</w:t>
-      </w:r>
-    </w:p>
-    <w:p>
-      <w:pPr>
-        <w:spacing w:after="40" w:before="0"/>
-      </w:pPr>
-      <w:r>
-        <w:rPr>
-          <w:b/>
-          <w:bCs/>
-        </w:rPr>
-        <w:t xml:space="preserve">2. Spot the Common Mistake</w:t>
-      </w:r>
-    </w:p>
-    <w:p>
-      <w:pPr>
-        <w:spacing w:after="20" w:before="0"/>
-      </w:pPr>
-      <w:r>
-        <w:t xml:space="preserve">     The mistake is in Step 3.</w:t>
-      </w:r>
-    </w:p>
-    <w:p>
-      <w:pPr>
-        <w:spacing w:after="20" w:before="0"/>
-      </w:pPr>
-      <w:r>
-        <w:t xml:space="preserve">     Correct work: The variable f is multiplied by 7, so you undo it by dividing both sides by 7 (the inverse operation), not by subtracting 7. 7f = 84 becomes f = 84 ÷ 7 = 12. So there are 12 files per locker. Check: 7 × 12 = 84 ✓</w:t>
-      </w:r>
-    </w:p>
-    <w:p>
-      <w:pPr>
-        <w:spacing w:after="80" w:before="0"/>
-      </w:pPr>
-      <w:r>
-        <w:t xml:space="preserve">     Watch for: The model 7f = 84 is correct, but f is MULTIPLIED by 7, and subtracting 7 does not undo a multiplication. Divide both sides by 7 instead: f = 84 ÷ 7 = 12 files per locker. Check: 7 × 12 = 84 ✓</w:t>
-      </w:r>
-    </w:p>
-    <w:p>
-      <w:pPr>
-        <w:spacing w:after="40" w:before="0"/>
-      </w:pPr>
-      <w:r>
-        <w:rPr>
-          <w:b/>
-          <w:bCs/>
-        </w:rPr>
-        <w:t xml:space="preserve">3. Find the Problem-Solving Error</w:t>
-      </w:r>
-    </w:p>
-    <w:p>
-      <w:pPr>
-        <w:spacing w:after="20" w:before="0"/>
-      </w:pPr>
-      <w:r>
-        <w:t xml:space="preserve">     The mistake is in Step 2.</w:t>
-      </w:r>
-    </w:p>
-    <w:p>
-      <w:pPr>
-        <w:spacing w:after="20" w:before="0"/>
-      </w:pPr>
-      <w:r>
-        <w:t xml:space="preserve">     Correct work: 'At most' means less than or equal to, so the model should be an inequality: 134 + c ≤ 200. Solving: c ≤ 66. Up to 66 more cars can park, not exactly 66.</w:t>
-      </w:r>
-    </w:p>
-    <w:p>
-      <w:pPr>
-        <w:spacing w:after="80" w:before="0"/>
-      </w:pPr>
-      <w:r>
-        <w:t xml:space="preserve">     Watch for: The arithmetic is fine, but the model is too strict. 'At most 200 cars' means the lot can hold 200 or fewer, which is ≤, not =. The model should be 134 + c ≤ 200, giving c ≤ 66 — up to 66 more cars can park, not exactly 66.</w:t>
-      </w:r>
-    </w:p>
-    <w:p>
-      <w:pPr>
-        <w:spacing w:after="40" w:before="0"/>
-      </w:pPr>
-      <w:r>
-        <w:rPr>
-          <w:b/>
-          <w:bCs/>
-        </w:rPr>
-        <w:t xml:space="preserve">4. Open response — answers will vary.</w:t>
-      </w:r>
-    </w:p>
-    <w:p>
-      <w:pPr>
-        <w:spacing w:after="80" w:before="0"/>
-      </w:pPr>
-      <w:r>
-        <w:t xml:space="preserve">     Look for key words: equation, inequality, exactly, at least, at most, more than, reasonable.</w:t>
-      </w:r>
-    </w:p>
     <w:sectPr>
       <w:pgSz w:w="11906" w:h="16838" w:orient="portrait"/>
       <w:pgMar w:top="720" w:right="900" w:bottom="720" w:left="900" w:header="708" w:footer="708" w:gutter="0"/>
